--- a/S010/baocao.docx
+++ b/S010/baocao.docx
@@ -823,26 +823,527 @@
         <w:outlineLvl w:val="1"/>
         <w:rPr>
           <w:rFonts w:ascii="Times New Roman" w:eastAsia="Times New Roman" w:hAnsi="Times New Roman" w:cs="Times New Roman"/>
+          <w:color w:val="000000"/>
+          <w:kern w:val="0"/>
+          <w:sz w:val="26"/>
+          <w:szCs w:val="26"/>
+          <w:lang w:val="vi-VN" w:eastAsia="en-GB"/>
+          <w14:ligatures w14:val="none"/>
+        </w:rPr>
+      </w:pPr>
+      <w:r>
+        <w:rPr>
+          <w:rFonts w:ascii="Times New Roman" w:eastAsia="Times New Roman" w:hAnsi="Times New Roman" w:cs="Times New Roman"/>
+          <w:color w:val="000000"/>
+          <w:kern w:val="0"/>
+          <w:sz w:val="26"/>
+          <w:szCs w:val="26"/>
+          <w:lang w:eastAsia="en-GB"/>
+          <w14:ligatures w14:val="none"/>
+        </w:rPr>
+        <w:t>3) Use Cases</w:t>
+      </w:r>
+    </w:p>
+    <w:p>
+      <w:pPr>
+        <w:spacing w:before="360" w:after="80" w:line="240" w:lineRule="auto"/>
+        <w:outlineLvl w:val="1"/>
+        <w:rPr>
+          <w:rFonts w:ascii="Times New Roman" w:eastAsia="Times New Roman" w:hAnsi="Times New Roman" w:cs="Times New Roman"/>
           <w:b/>
           <w:bCs/>
           <w:kern w:val="0"/>
           <w:sz w:val="36"/>
           <w:szCs w:val="36"/>
-          <w:lang w:eastAsia="en-GB"/>
-          <w14:ligatures w14:val="none"/>
-        </w:rPr>
-      </w:pPr>
-      <w:r>
-        <w:rPr>
-          <w:rFonts w:ascii="Times New Roman" w:eastAsia="Times New Roman" w:hAnsi="Times New Roman" w:cs="Times New Roman"/>
-          <w:color w:val="000000"/>
-          <w:kern w:val="0"/>
-          <w:sz w:val="26"/>
-          <w:szCs w:val="26"/>
-          <w:lang w:eastAsia="en-GB"/>
-          <w14:ligatures w14:val="none"/>
-        </w:rPr>
-        <w:t>3) Use Cases</w:t>
+          <w:lang w:val="vi-VN" w:eastAsia="en-GB"/>
+          <w14:ligatures w14:val="none"/>
+        </w:rPr>
+      </w:pPr>
+      <w:r>
+        <w:rPr>
+          <w:rFonts w:ascii="Times New Roman" w:eastAsia="Times New Roman" w:hAnsi="Times New Roman" w:cs="Times New Roman"/>
+          <w:b/>
+          <w:bCs/>
+          <w:noProof/>
+          <w:kern w:val="0"/>
+          <w:sz w:val="36"/>
+          <w:szCs w:val="36"/>
+          <w:lang w:val="vi-VN" w:eastAsia="en-GB"/>
+        </w:rPr>
+        <w:lastRenderedPageBreak/>
+        <w:drawing>
+          <wp:inline distT="0" distB="0" distL="0" distR="0" wp14:anchorId="7EE9F626" wp14:editId="20633C2F">
+            <wp:extent cx="5359400" cy="6934200"/>
+            <wp:effectExtent l="0" t="0" r="0" b="0"/>
+            <wp:docPr id="1336186200" name="Picture 3"/>
+            <wp:cNvGraphicFramePr>
+              <a:graphicFrameLocks xmlns:a="http://schemas.openxmlformats.org/drawingml/2006/main" noChangeAspect="1"/>
+            </wp:cNvGraphicFramePr>
+            <a:graphic xmlns:a="http://schemas.openxmlformats.org/drawingml/2006/main">
+              <a:graphicData uri="http://schemas.openxmlformats.org/drawingml/2006/picture">
+                <pic:pic xmlns:pic="http://schemas.openxmlformats.org/drawingml/2006/picture">
+                  <pic:nvPicPr>
+                    <pic:cNvPr id="1336186200" name="Picture 1336186200"/>
+                    <pic:cNvPicPr/>
+                  </pic:nvPicPr>
+                  <pic:blipFill>
+                    <a:blip r:embed="rId5">
+                      <a:extLst>
+                        <a:ext uri="{28A0092B-C50C-407E-A947-70E740481C1C}">
+                          <a14:useLocalDpi xmlns:a14="http://schemas.microsoft.com/office/drawing/2010/main" val="0"/>
+                        </a:ext>
+                      </a:extLst>
+                    </a:blip>
+                    <a:stretch>
+                      <a:fillRect/>
+                    </a:stretch>
+                  </pic:blipFill>
+                  <pic:spPr>
+                    <a:xfrm>
+                      <a:off x="0" y="0"/>
+                      <a:ext cx="5359400" cy="6934200"/>
+                    </a:xfrm>
+                    <a:prstGeom prst="rect">
+                      <a:avLst/>
+                    </a:prstGeom>
+                  </pic:spPr>
+                </pic:pic>
+              </a:graphicData>
+            </a:graphic>
+          </wp:inline>
+        </w:drawing>
+      </w:r>
+      <w:r>
+        <w:rPr>
+          <w:rFonts w:ascii="Times New Roman" w:eastAsia="Times New Roman" w:hAnsi="Times New Roman" w:cs="Times New Roman"/>
+          <w:b/>
+          <w:bCs/>
+          <w:noProof/>
+          <w:kern w:val="0"/>
+          <w:sz w:val="36"/>
+          <w:szCs w:val="36"/>
+          <w:lang w:val="vi-VN" w:eastAsia="en-GB"/>
+        </w:rPr>
+        <w:lastRenderedPageBreak/>
+        <w:drawing>
+          <wp:inline distT="0" distB="0" distL="0" distR="0" wp14:anchorId="67B0BB4F" wp14:editId="08DCC259">
+            <wp:extent cx="5359400" cy="6934200"/>
+            <wp:effectExtent l="0" t="0" r="0" b="0"/>
+            <wp:docPr id="382471848" name="Picture 4"/>
+            <wp:cNvGraphicFramePr>
+              <a:graphicFrameLocks xmlns:a="http://schemas.openxmlformats.org/drawingml/2006/main" noChangeAspect="1"/>
+            </wp:cNvGraphicFramePr>
+            <a:graphic xmlns:a="http://schemas.openxmlformats.org/drawingml/2006/main">
+              <a:graphicData uri="http://schemas.openxmlformats.org/drawingml/2006/picture">
+                <pic:pic xmlns:pic="http://schemas.openxmlformats.org/drawingml/2006/picture">
+                  <pic:nvPicPr>
+                    <pic:cNvPr id="382471848" name="Picture 382471848"/>
+                    <pic:cNvPicPr/>
+                  </pic:nvPicPr>
+                  <pic:blipFill>
+                    <a:blip r:embed="rId6">
+                      <a:extLst>
+                        <a:ext uri="{28A0092B-C50C-407E-A947-70E740481C1C}">
+                          <a14:useLocalDpi xmlns:a14="http://schemas.microsoft.com/office/drawing/2010/main" val="0"/>
+                        </a:ext>
+                      </a:extLst>
+                    </a:blip>
+                    <a:stretch>
+                      <a:fillRect/>
+                    </a:stretch>
+                  </pic:blipFill>
+                  <pic:spPr>
+                    <a:xfrm>
+                      <a:off x="0" y="0"/>
+                      <a:ext cx="5359400" cy="6934200"/>
+                    </a:xfrm>
+                    <a:prstGeom prst="rect">
+                      <a:avLst/>
+                    </a:prstGeom>
+                  </pic:spPr>
+                </pic:pic>
+              </a:graphicData>
+            </a:graphic>
+          </wp:inline>
+        </w:drawing>
+      </w:r>
+      <w:r>
+        <w:rPr>
+          <w:rFonts w:ascii="Times New Roman" w:eastAsia="Times New Roman" w:hAnsi="Times New Roman" w:cs="Times New Roman"/>
+          <w:b/>
+          <w:bCs/>
+          <w:noProof/>
+          <w:kern w:val="0"/>
+          <w:sz w:val="36"/>
+          <w:szCs w:val="36"/>
+          <w:lang w:val="vi-VN" w:eastAsia="en-GB"/>
+        </w:rPr>
+        <w:lastRenderedPageBreak/>
+        <w:drawing>
+          <wp:inline distT="0" distB="0" distL="0" distR="0" wp14:anchorId="59DA5A4D" wp14:editId="7AD004E2">
+            <wp:extent cx="5359400" cy="6934200"/>
+            <wp:effectExtent l="0" t="0" r="0" b="0"/>
+            <wp:docPr id="1621429127" name="Picture 5"/>
+            <wp:cNvGraphicFramePr>
+              <a:graphicFrameLocks xmlns:a="http://schemas.openxmlformats.org/drawingml/2006/main" noChangeAspect="1"/>
+            </wp:cNvGraphicFramePr>
+            <a:graphic xmlns:a="http://schemas.openxmlformats.org/drawingml/2006/main">
+              <a:graphicData uri="http://schemas.openxmlformats.org/drawingml/2006/picture">
+                <pic:pic xmlns:pic="http://schemas.openxmlformats.org/drawingml/2006/picture">
+                  <pic:nvPicPr>
+                    <pic:cNvPr id="1621429127" name="Picture 1621429127"/>
+                    <pic:cNvPicPr/>
+                  </pic:nvPicPr>
+                  <pic:blipFill>
+                    <a:blip r:embed="rId7">
+                      <a:extLst>
+                        <a:ext uri="{28A0092B-C50C-407E-A947-70E740481C1C}">
+                          <a14:useLocalDpi xmlns:a14="http://schemas.microsoft.com/office/drawing/2010/main" val="0"/>
+                        </a:ext>
+                      </a:extLst>
+                    </a:blip>
+                    <a:stretch>
+                      <a:fillRect/>
+                    </a:stretch>
+                  </pic:blipFill>
+                  <pic:spPr>
+                    <a:xfrm>
+                      <a:off x="0" y="0"/>
+                      <a:ext cx="5359400" cy="6934200"/>
+                    </a:xfrm>
+                    <a:prstGeom prst="rect">
+                      <a:avLst/>
+                    </a:prstGeom>
+                  </pic:spPr>
+                </pic:pic>
+              </a:graphicData>
+            </a:graphic>
+          </wp:inline>
+        </w:drawing>
+      </w:r>
+      <w:r>
+        <w:rPr>
+          <w:rFonts w:ascii="Times New Roman" w:eastAsia="Times New Roman" w:hAnsi="Times New Roman" w:cs="Times New Roman"/>
+          <w:b/>
+          <w:bCs/>
+          <w:noProof/>
+          <w:kern w:val="0"/>
+          <w:sz w:val="36"/>
+          <w:szCs w:val="36"/>
+          <w:lang w:val="vi-VN" w:eastAsia="en-GB"/>
+        </w:rPr>
+        <w:lastRenderedPageBreak/>
+        <w:drawing>
+          <wp:inline distT="0" distB="0" distL="0" distR="0" wp14:anchorId="39CB91B4" wp14:editId="3D3C9809">
+            <wp:extent cx="5359400" cy="6934200"/>
+            <wp:effectExtent l="0" t="0" r="0" b="0"/>
+            <wp:docPr id="1291793529" name="Picture 6"/>
+            <wp:cNvGraphicFramePr>
+              <a:graphicFrameLocks xmlns:a="http://schemas.openxmlformats.org/drawingml/2006/main" noChangeAspect="1"/>
+            </wp:cNvGraphicFramePr>
+            <a:graphic xmlns:a="http://schemas.openxmlformats.org/drawingml/2006/main">
+              <a:graphicData uri="http://schemas.openxmlformats.org/drawingml/2006/picture">
+                <pic:pic xmlns:pic="http://schemas.openxmlformats.org/drawingml/2006/picture">
+                  <pic:nvPicPr>
+                    <pic:cNvPr id="1291793529" name="Picture 1291793529"/>
+                    <pic:cNvPicPr/>
+                  </pic:nvPicPr>
+                  <pic:blipFill>
+                    <a:blip r:embed="rId8">
+                      <a:extLst>
+                        <a:ext uri="{28A0092B-C50C-407E-A947-70E740481C1C}">
+                          <a14:useLocalDpi xmlns:a14="http://schemas.microsoft.com/office/drawing/2010/main" val="0"/>
+                        </a:ext>
+                      </a:extLst>
+                    </a:blip>
+                    <a:stretch>
+                      <a:fillRect/>
+                    </a:stretch>
+                  </pic:blipFill>
+                  <pic:spPr>
+                    <a:xfrm>
+                      <a:off x="0" y="0"/>
+                      <a:ext cx="5359400" cy="6934200"/>
+                    </a:xfrm>
+                    <a:prstGeom prst="rect">
+                      <a:avLst/>
+                    </a:prstGeom>
+                  </pic:spPr>
+                </pic:pic>
+              </a:graphicData>
+            </a:graphic>
+          </wp:inline>
+        </w:drawing>
+      </w:r>
+      <w:r>
+        <w:rPr>
+          <w:rFonts w:ascii="Times New Roman" w:eastAsia="Times New Roman" w:hAnsi="Times New Roman" w:cs="Times New Roman"/>
+          <w:b/>
+          <w:bCs/>
+          <w:noProof/>
+          <w:kern w:val="0"/>
+          <w:sz w:val="36"/>
+          <w:szCs w:val="36"/>
+          <w:lang w:val="vi-VN" w:eastAsia="en-GB"/>
+        </w:rPr>
+        <w:lastRenderedPageBreak/>
+        <w:drawing>
+          <wp:inline distT="0" distB="0" distL="0" distR="0" wp14:anchorId="5794C892" wp14:editId="76229265">
+            <wp:extent cx="5359400" cy="6934200"/>
+            <wp:effectExtent l="0" t="0" r="0" b="0"/>
+            <wp:docPr id="826603583" name="Picture 7"/>
+            <wp:cNvGraphicFramePr>
+              <a:graphicFrameLocks xmlns:a="http://schemas.openxmlformats.org/drawingml/2006/main" noChangeAspect="1"/>
+            </wp:cNvGraphicFramePr>
+            <a:graphic xmlns:a="http://schemas.openxmlformats.org/drawingml/2006/main">
+              <a:graphicData uri="http://schemas.openxmlformats.org/drawingml/2006/picture">
+                <pic:pic xmlns:pic="http://schemas.openxmlformats.org/drawingml/2006/picture">
+                  <pic:nvPicPr>
+                    <pic:cNvPr id="826603583" name="Picture 826603583"/>
+                    <pic:cNvPicPr/>
+                  </pic:nvPicPr>
+                  <pic:blipFill>
+                    <a:blip r:embed="rId9">
+                      <a:extLst>
+                        <a:ext uri="{28A0092B-C50C-407E-A947-70E740481C1C}">
+                          <a14:useLocalDpi xmlns:a14="http://schemas.microsoft.com/office/drawing/2010/main" val="0"/>
+                        </a:ext>
+                      </a:extLst>
+                    </a:blip>
+                    <a:stretch>
+                      <a:fillRect/>
+                    </a:stretch>
+                  </pic:blipFill>
+                  <pic:spPr>
+                    <a:xfrm>
+                      <a:off x="0" y="0"/>
+                      <a:ext cx="5359400" cy="6934200"/>
+                    </a:xfrm>
+                    <a:prstGeom prst="rect">
+                      <a:avLst/>
+                    </a:prstGeom>
+                  </pic:spPr>
+                </pic:pic>
+              </a:graphicData>
+            </a:graphic>
+          </wp:inline>
+        </w:drawing>
+      </w:r>
+      <w:r>
+        <w:rPr>
+          <w:rFonts w:ascii="Times New Roman" w:eastAsia="Times New Roman" w:hAnsi="Times New Roman" w:cs="Times New Roman"/>
+          <w:b/>
+          <w:bCs/>
+          <w:noProof/>
+          <w:kern w:val="0"/>
+          <w:sz w:val="36"/>
+          <w:szCs w:val="36"/>
+          <w:lang w:val="vi-VN" w:eastAsia="en-GB"/>
+        </w:rPr>
+        <w:lastRenderedPageBreak/>
+        <w:drawing>
+          <wp:inline distT="0" distB="0" distL="0" distR="0" wp14:anchorId="40AB00AA" wp14:editId="2ECFD8CE">
+            <wp:extent cx="5359400" cy="6934200"/>
+            <wp:effectExtent l="0" t="0" r="0" b="0"/>
+            <wp:docPr id="160479216" name="Picture 8"/>
+            <wp:cNvGraphicFramePr>
+              <a:graphicFrameLocks xmlns:a="http://schemas.openxmlformats.org/drawingml/2006/main" noChangeAspect="1"/>
+            </wp:cNvGraphicFramePr>
+            <a:graphic xmlns:a="http://schemas.openxmlformats.org/drawingml/2006/main">
+              <a:graphicData uri="http://schemas.openxmlformats.org/drawingml/2006/picture">
+                <pic:pic xmlns:pic="http://schemas.openxmlformats.org/drawingml/2006/picture">
+                  <pic:nvPicPr>
+                    <pic:cNvPr id="160479216" name="Picture 160479216"/>
+                    <pic:cNvPicPr/>
+                  </pic:nvPicPr>
+                  <pic:blipFill>
+                    <a:blip r:embed="rId10">
+                      <a:extLst>
+                        <a:ext uri="{28A0092B-C50C-407E-A947-70E740481C1C}">
+                          <a14:useLocalDpi xmlns:a14="http://schemas.microsoft.com/office/drawing/2010/main" val="0"/>
+                        </a:ext>
+                      </a:extLst>
+                    </a:blip>
+                    <a:stretch>
+                      <a:fillRect/>
+                    </a:stretch>
+                  </pic:blipFill>
+                  <pic:spPr>
+                    <a:xfrm>
+                      <a:off x="0" y="0"/>
+                      <a:ext cx="5359400" cy="6934200"/>
+                    </a:xfrm>
+                    <a:prstGeom prst="rect">
+                      <a:avLst/>
+                    </a:prstGeom>
+                  </pic:spPr>
+                </pic:pic>
+              </a:graphicData>
+            </a:graphic>
+          </wp:inline>
+        </w:drawing>
+      </w:r>
+      <w:r>
+        <w:rPr>
+          <w:rFonts w:ascii="Times New Roman" w:eastAsia="Times New Roman" w:hAnsi="Times New Roman" w:cs="Times New Roman"/>
+          <w:b/>
+          <w:bCs/>
+          <w:noProof/>
+          <w:kern w:val="0"/>
+          <w:sz w:val="36"/>
+          <w:szCs w:val="36"/>
+          <w:lang w:val="vi-VN" w:eastAsia="en-GB"/>
+        </w:rPr>
+        <w:lastRenderedPageBreak/>
+        <w:drawing>
+          <wp:inline distT="0" distB="0" distL="0" distR="0" wp14:anchorId="71879BFB" wp14:editId="646F9240">
+            <wp:extent cx="5359400" cy="6934200"/>
+            <wp:effectExtent l="0" t="0" r="0" b="0"/>
+            <wp:docPr id="927291204" name="Picture 9"/>
+            <wp:cNvGraphicFramePr>
+              <a:graphicFrameLocks xmlns:a="http://schemas.openxmlformats.org/drawingml/2006/main" noChangeAspect="1"/>
+            </wp:cNvGraphicFramePr>
+            <a:graphic xmlns:a="http://schemas.openxmlformats.org/drawingml/2006/main">
+              <a:graphicData uri="http://schemas.openxmlformats.org/drawingml/2006/picture">
+                <pic:pic xmlns:pic="http://schemas.openxmlformats.org/drawingml/2006/picture">
+                  <pic:nvPicPr>
+                    <pic:cNvPr id="927291204" name="Picture 927291204"/>
+                    <pic:cNvPicPr/>
+                  </pic:nvPicPr>
+                  <pic:blipFill>
+                    <a:blip r:embed="rId11">
+                      <a:extLst>
+                        <a:ext uri="{28A0092B-C50C-407E-A947-70E740481C1C}">
+                          <a14:useLocalDpi xmlns:a14="http://schemas.microsoft.com/office/drawing/2010/main" val="0"/>
+                        </a:ext>
+                      </a:extLst>
+                    </a:blip>
+                    <a:stretch>
+                      <a:fillRect/>
+                    </a:stretch>
+                  </pic:blipFill>
+                  <pic:spPr>
+                    <a:xfrm>
+                      <a:off x="0" y="0"/>
+                      <a:ext cx="5359400" cy="6934200"/>
+                    </a:xfrm>
+                    <a:prstGeom prst="rect">
+                      <a:avLst/>
+                    </a:prstGeom>
+                  </pic:spPr>
+                </pic:pic>
+              </a:graphicData>
+            </a:graphic>
+          </wp:inline>
+        </w:drawing>
+      </w:r>
+      <w:r>
+        <w:rPr>
+          <w:rFonts w:ascii="Times New Roman" w:eastAsia="Times New Roman" w:hAnsi="Times New Roman" w:cs="Times New Roman"/>
+          <w:b/>
+          <w:bCs/>
+          <w:noProof/>
+          <w:kern w:val="0"/>
+          <w:sz w:val="36"/>
+          <w:szCs w:val="36"/>
+          <w:lang w:val="vi-VN" w:eastAsia="en-GB"/>
+        </w:rPr>
+        <w:lastRenderedPageBreak/>
+        <w:drawing>
+          <wp:inline distT="0" distB="0" distL="0" distR="0" wp14:anchorId="637F79B7" wp14:editId="778373B2">
+            <wp:extent cx="5359400" cy="6934200"/>
+            <wp:effectExtent l="0" t="0" r="0" b="0"/>
+            <wp:docPr id="125337126" name="Picture 10"/>
+            <wp:cNvGraphicFramePr>
+              <a:graphicFrameLocks xmlns:a="http://schemas.openxmlformats.org/drawingml/2006/main" noChangeAspect="1"/>
+            </wp:cNvGraphicFramePr>
+            <a:graphic xmlns:a="http://schemas.openxmlformats.org/drawingml/2006/main">
+              <a:graphicData uri="http://schemas.openxmlformats.org/drawingml/2006/picture">
+                <pic:pic xmlns:pic="http://schemas.openxmlformats.org/drawingml/2006/picture">
+                  <pic:nvPicPr>
+                    <pic:cNvPr id="125337126" name="Picture 125337126"/>
+                    <pic:cNvPicPr/>
+                  </pic:nvPicPr>
+                  <pic:blipFill>
+                    <a:blip r:embed="rId12">
+                      <a:extLst>
+                        <a:ext uri="{28A0092B-C50C-407E-A947-70E740481C1C}">
+                          <a14:useLocalDpi xmlns:a14="http://schemas.microsoft.com/office/drawing/2010/main" val="0"/>
+                        </a:ext>
+                      </a:extLst>
+                    </a:blip>
+                    <a:stretch>
+                      <a:fillRect/>
+                    </a:stretch>
+                  </pic:blipFill>
+                  <pic:spPr>
+                    <a:xfrm>
+                      <a:off x="0" y="0"/>
+                      <a:ext cx="5359400" cy="6934200"/>
+                    </a:xfrm>
+                    <a:prstGeom prst="rect">
+                      <a:avLst/>
+                    </a:prstGeom>
+                  </pic:spPr>
+                </pic:pic>
+              </a:graphicData>
+            </a:graphic>
+          </wp:inline>
+        </w:drawing>
+      </w:r>
+      <w:r>
+        <w:rPr>
+          <w:rFonts w:ascii="Times New Roman" w:eastAsia="Times New Roman" w:hAnsi="Times New Roman" w:cs="Times New Roman"/>
+          <w:b/>
+          <w:bCs/>
+          <w:noProof/>
+          <w:kern w:val="0"/>
+          <w:sz w:val="36"/>
+          <w:szCs w:val="36"/>
+          <w:lang w:val="vi-VN" w:eastAsia="en-GB"/>
+        </w:rPr>
+        <w:lastRenderedPageBreak/>
+        <w:drawing>
+          <wp:inline distT="0" distB="0" distL="0" distR="0" wp14:anchorId="2A36AB75" wp14:editId="0DDADEA5">
+            <wp:extent cx="5359400" cy="6934200"/>
+            <wp:effectExtent l="0" t="0" r="0" b="0"/>
+            <wp:docPr id="423035619" name="Picture 11"/>
+            <wp:cNvGraphicFramePr>
+              <a:graphicFrameLocks xmlns:a="http://schemas.openxmlformats.org/drawingml/2006/main" noChangeAspect="1"/>
+            </wp:cNvGraphicFramePr>
+            <a:graphic xmlns:a="http://schemas.openxmlformats.org/drawingml/2006/main">
+              <a:graphicData uri="http://schemas.openxmlformats.org/drawingml/2006/picture">
+                <pic:pic xmlns:pic="http://schemas.openxmlformats.org/drawingml/2006/picture">
+                  <pic:nvPicPr>
+                    <pic:cNvPr id="423035619" name="Picture 423035619"/>
+                    <pic:cNvPicPr/>
+                  </pic:nvPicPr>
+                  <pic:blipFill>
+                    <a:blip r:embed="rId13">
+                      <a:extLst>
+                        <a:ext uri="{28A0092B-C50C-407E-A947-70E740481C1C}">
+                          <a14:useLocalDpi xmlns:a14="http://schemas.microsoft.com/office/drawing/2010/main" val="0"/>
+                        </a:ext>
+                      </a:extLst>
+                    </a:blip>
+                    <a:stretch>
+                      <a:fillRect/>
+                    </a:stretch>
+                  </pic:blipFill>
+                  <pic:spPr>
+                    <a:xfrm>
+                      <a:off x="0" y="0"/>
+                      <a:ext cx="5359400" cy="6934200"/>
+                    </a:xfrm>
+                    <a:prstGeom prst="rect">
+                      <a:avLst/>
+                    </a:prstGeom>
+                  </pic:spPr>
+                </pic:pic>
+              </a:graphicData>
+            </a:graphic>
+          </wp:inline>
+        </w:drawing>
       </w:r>
     </w:p>
     <w:p>
@@ -891,7 +1392,7 @@
                     </pic:cNvPicPr>
                   </pic:nvPicPr>
                   <pic:blipFill>
-                    <a:blip r:embed="rId5">
+                    <a:blip r:embed="rId14">
                       <a:extLst>
                         <a:ext uri="{28A0092B-C50C-407E-A947-70E740481C1C}">
                           <a14:useLocalDpi xmlns:a14="http://schemas.microsoft.com/office/drawing/2010/main" val="0"/>
@@ -3326,7 +3827,7 @@
                     </pic:cNvPicPr>
                   </pic:nvPicPr>
                   <pic:blipFill>
-                    <a:blip r:embed="rId6">
+                    <a:blip r:embed="rId15">
                       <a:extLst>
                         <a:ext uri="{28A0092B-C50C-407E-A947-70E740481C1C}">
                           <a14:useLocalDpi xmlns:a14="http://schemas.microsoft.com/office/drawing/2010/main" val="0"/>
@@ -8164,7 +8665,7 @@
         </w:rPr>
       </w:r>
       <w:r>
-        <w:pict w14:anchorId="27F5CBEE">
+        <w:pict w14:anchorId="322AFCF8">
           <v:rect id="Horizontal Line 3" o:spid="_x0000_s1026" style="width:468pt;height:.1pt;visibility:visible;mso-wrap-style:square;mso-left-percent:-10001;mso-top-percent:-10001;mso-position-horizontal:absolute;mso-position-horizontal-relative:char;mso-position-vertical:absolute;mso-position-vertical-relative:line;mso-left-percent:-10001;mso-top-percent:-10001;v-text-anchor:top" o:gfxdata="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" filled="f">
             <o:lock v:ext="edit" rotation="t" aspectratio="t" verticies="t" text="t" shapetype="t"/>
             <w10:anchorlock/>
@@ -8450,8 +8951,11 @@
         <w:spacing w:before="240" w:after="240" w:line="240" w:lineRule="auto"/>
         <w:rPr>
           <w:rFonts w:ascii="Times New Roman" w:eastAsia="Times New Roman" w:hAnsi="Times New Roman" w:cs="Times New Roman"/>
-          <w:kern w:val="0"/>
-          <w:lang w:eastAsia="en-GB"/>
+          <w:color w:val="000000"/>
+          <w:kern w:val="0"/>
+          <w:sz w:val="26"/>
+          <w:szCs w:val="26"/>
+          <w:lang w:val="vi-VN" w:eastAsia="en-GB"/>
           <w14:ligatures w14:val="none"/>
         </w:rPr>
       </w:pPr>
@@ -8466,6 +8970,74 @@
           <w14:ligatures w14:val="none"/>
         </w:rPr>
         <w:t>This homework shows a simple design for a Campus Service Request System. The system follows OOP best practices such as SRP, avoids God classes, uses proper naming conventions, and prepares the project for MVC implementation next week. The minimal code is small, clear, and matches the required file structure from the worksheet.</w:t>
+      </w:r>
+    </w:p>
+    <w:p>
+      <w:pPr>
+        <w:spacing w:before="240" w:after="240" w:line="240" w:lineRule="auto"/>
+        <w:rPr>
+          <w:rFonts w:ascii="Times New Roman" w:eastAsia="Times New Roman" w:hAnsi="Times New Roman" w:cs="Times New Roman"/>
+          <w:color w:val="000000"/>
+          <w:kern w:val="0"/>
+          <w:sz w:val="26"/>
+          <w:szCs w:val="26"/>
+          <w:lang w:val="vi-VN" w:eastAsia="en-GB"/>
+          <w14:ligatures w14:val="none"/>
+        </w:rPr>
+      </w:pPr>
+    </w:p>
+    <w:p>
+      <w:pPr>
+        <w:spacing w:before="240" w:after="240" w:line="240" w:lineRule="auto"/>
+        <w:rPr>
+          <w:rFonts w:ascii="Times New Roman" w:eastAsia="Times New Roman" w:hAnsi="Times New Roman" w:cs="Times New Roman"/>
+          <w:color w:val="000000"/>
+          <w:kern w:val="0"/>
+          <w:sz w:val="26"/>
+          <w:szCs w:val="26"/>
+          <w:lang w:val="vi-VN" w:eastAsia="en-GB"/>
+          <w14:ligatures w14:val="none"/>
+        </w:rPr>
+      </w:pPr>
+    </w:p>
+    <w:p>
+      <w:pPr>
+        <w:spacing w:before="240" w:after="240" w:line="240" w:lineRule="auto"/>
+        <w:rPr>
+          <w:rFonts w:ascii="Times New Roman" w:eastAsia="Times New Roman" w:hAnsi="Times New Roman" w:cs="Times New Roman"/>
+          <w:kern w:val="0"/>
+          <w:lang w:val="vi-VN" w:eastAsia="en-GB"/>
+          <w14:ligatures w14:val="none"/>
+        </w:rPr>
+      </w:pPr>
+      <w:r>
+        <w:rPr>
+          <w:rFonts w:ascii="Times New Roman" w:eastAsia="Times New Roman" w:hAnsi="Times New Roman" w:cs="Times New Roman"/>
+          <w:kern w:val="0"/>
+          <w:lang w:val="vi-VN" w:eastAsia="en-GB"/>
+          <w14:ligatures w14:val="none"/>
+        </w:rPr>
+        <w:t xml:space="preserve">Link </w:t>
+      </w:r>
+    </w:p>
+    <w:p>
+      <w:pPr>
+        <w:spacing w:before="240" w:after="240" w:line="240" w:lineRule="auto"/>
+        <w:rPr>
+          <w:rFonts w:ascii="Times New Roman" w:eastAsia="Times New Roman" w:hAnsi="Times New Roman" w:cs="Times New Roman"/>
+          <w:kern w:val="0"/>
+          <w:lang w:val="vi-VN" w:eastAsia="en-GB"/>
+          <w14:ligatures w14:val="none"/>
+        </w:rPr>
+      </w:pPr>
+      <w:r>
+        <w:rPr>
+          <w:rFonts w:ascii="Times New Roman" w:eastAsia="Times New Roman" w:hAnsi="Times New Roman" w:cs="Times New Roman"/>
+          <w:kern w:val="0"/>
+          <w:lang w:val="vi-VN" w:eastAsia="en-GB"/>
+          <w14:ligatures w14:val="none"/>
+        </w:rPr>
+        <w:t>https://drive.google.com/file/d/11xRPpr7RYXjsKzUofkqVi2FDkO7W7m-4/view?usp=sharing</w:t>
       </w:r>
     </w:p>
     <w:p>
